--- a/paper/submission/manuscript.docx
+++ b/paper/submission/manuscript.docx
@@ -427,7 +427,7 @@
     </w:p>
     <w:p>
       <w:r>
-        <w:t xml:space="preserve">Faults are injected with Pumba (https://github.com/alexei-led/pumba) against the target service's Docker (https://www.docker.com) container. A kill fault sends SIGKILL, which ends the process without letting it drain connections or answer requests in flight. A latency fault applies a </w:t>
+        <w:t xml:space="preserve">Faults are injected with Pumba (https://github.com/alexei-led/pumba) against the target service's container, using the Docker 29.8.0 client (https://www.docker.com). A kill fault sends SIGKILL, which ends the process without letting it drain connections or answer requests in flight. A latency fault applies a </w:t>
       </w:r>
       <w:r>
         <w:rPr>

--- a/paper/submission/manuscript.docx
+++ b/paper/submission/manuscript.docx
@@ -1810,12 +1810,12 @@
         <w:pStyle w:val="Heading1"/>
       </w:pPr>
       <w:r>
-        <w:t>Acknowledgments</w:t>
+        <w:t>Funding</w:t>
       </w:r>
     </w:p>
     <w:p>
       <w:r>
-        <w:t>[TO FILL]</w:t>
+        <w:t>The authors received no funding for this work.</w:t>
       </w:r>
     </w:p>
     <w:p>
@@ -1823,12 +1823,12 @@
         <w:pStyle w:val="Heading1"/>
       </w:pPr>
       <w:r>
-        <w:t>Funding</w:t>
+        <w:t>Competing Interests</w:t>
       </w:r>
     </w:p>
     <w:p>
       <w:r>
-        <w:t>[TO FILL]</w:t>
+        <w:t>The authors declare that they have no competing interests.</w:t>
       </w:r>
     </w:p>
     <w:p>

--- a/paper/submission/manuscript.docx
+++ b/paper/submission/manuscript.docx
@@ -97,39 +97,7 @@
     </w:p>
     <w:p>
       <w:r>
-        <w:t>This paper makes four contributions.</w:t>
-      </w:r>
-    </w:p>
-    <w:p>
-      <w:pPr>
-        <w:pStyle w:val="ListBullet"/>
-      </w:pPr>
-      <w:r>
-        <w:t>A preregistered test of whether caller count, or a fan-out-weighted centrality metric, tracks measured failure impact in two benchmark applications, reported with its null result and with the power ceiling the design imposed.</w:t>
-      </w:r>
-    </w:p>
-    <w:p>
-      <w:pPr>
-        <w:pStyle w:val="ListBullet"/>
-      </w:pPr>
-      <w:r>
-        <w:t>Documentation of a measurement pitfall, in which a request's end-to-end latency is charged to every service on its path, and of its effect in the pilot, where it flagged services unrelated to the faulted one in the graph.</w:t>
-      </w:r>
-    </w:p>
-    <w:p>
-      <w:pPr>
-        <w:pStyle w:val="ListBullet"/>
-      </w:pPr>
-      <w:r>
-        <w:t>An observation on the direction of propagation that held in both applications and under both fault types.</w:t>
-      </w:r>
-    </w:p>
-    <w:p>
-      <w:pPr>
-        <w:pStyle w:val="ListBullet"/>
-      </w:pPr>
-      <w:r>
-        <w:t>An artifact in which every number in the paper is produced by a script from logged campaign data.</w:t>
+        <w:t>This paper makes four contributions. First, it reports a preregistered test of whether caller count, or a fan-out-weighted centrality metric, tracks measured failure impact in two benchmark applications, with its null result and with the power ceiling the design imposed. Second, it documents a measurement pitfall, in which a request's end-to-end latency is charged to every service on its path, and its effect in the pilot, where it flagged services unrelated to the faulted one in the graph. Third, it reports an observation on the direction of propagation that held in both applications and under both fault types. Finally, it provides an artifact in which every number in the paper is produced by a script from logged campaign data.</w:t>
       </w:r>
     </w:p>
     <w:p>
@@ -2413,9 +2381,10 @@
       <w:outlineLvl w:val="0"/>
     </w:pPr>
     <w:rPr>
-      <w:rFonts w:asciiTheme="majorHAnsi" w:eastAsiaTheme="majorEastAsia" w:hAnsiTheme="majorHAnsi" w:cstheme="majorBidi" w:ascii="Times New Roman" w:hAnsi="Times New Roman" w:eastAsia="Times New Roman"/>
+      <w:rFonts w:ascii="Times New Roman" w:hAnsi="Times New Roman" w:cs="Times New Roman" w:eastAsia="Times New Roman"/>
       <w:b/>
       <w:bCs/>
+      <w:i w:val="0"/>
       <w:color w:val="000000"/>
       <w:sz w:val="28"/>
       <w:szCs w:val="28"/>
@@ -2438,9 +2407,10 @@
       <w:outlineLvl w:val="1"/>
     </w:pPr>
     <w:rPr>
-      <w:rFonts w:asciiTheme="majorHAnsi" w:eastAsiaTheme="majorEastAsia" w:hAnsiTheme="majorHAnsi" w:cstheme="majorBidi" w:ascii="Times New Roman" w:hAnsi="Times New Roman" w:eastAsia="Times New Roman"/>
+      <w:rFonts w:ascii="Times New Roman" w:hAnsi="Times New Roman" w:cs="Times New Roman" w:eastAsia="Times New Roman"/>
       <w:b/>
       <w:bCs/>
+      <w:i w:val="0"/>
       <w:color w:val="000000"/>
       <w:sz w:val="24"/>
       <w:szCs w:val="26"/>
@@ -2463,9 +2433,10 @@
       <w:outlineLvl w:val="2"/>
     </w:pPr>
     <w:rPr>
-      <w:rFonts w:asciiTheme="majorHAnsi" w:eastAsiaTheme="majorEastAsia" w:hAnsiTheme="majorHAnsi" w:cstheme="majorBidi" w:ascii="Times New Roman" w:hAnsi="Times New Roman" w:eastAsia="Times New Roman"/>
+      <w:rFonts w:ascii="Times New Roman" w:hAnsi="Times New Roman" w:cs="Times New Roman" w:eastAsia="Times New Roman"/>
       <w:b/>
       <w:bCs/>
+      <w:i/>
       <w:color w:val="000000"/>
       <w:sz w:val="24"/>
     </w:rPr>
@@ -2698,16 +2669,14 @@
     <w:qFormat/>
     <w:rsid w:val="00FC693F"/>
     <w:pPr>
-      <w:pBdr>
-        <w:bottom w:val="single" w:sz="8" w:space="4" w:color="4F81BD" w:themeColor="accent1"/>
-      </w:pBdr>
       <w:spacing w:after="300" w:line="240" w:lineRule="auto"/>
       <w:contextualSpacing/>
       <w:jc w:val="left"/>
     </w:pPr>
     <w:rPr>
-      <w:rFonts w:asciiTheme="majorHAnsi" w:eastAsiaTheme="majorEastAsia" w:hAnsiTheme="majorHAnsi" w:cstheme="majorBidi" w:ascii="Times New Roman" w:hAnsi="Times New Roman" w:eastAsia="Times New Roman"/>
+      <w:rFonts w:ascii="Times New Roman" w:hAnsi="Times New Roman" w:cs="Times New Roman" w:eastAsia="Times New Roman"/>
       <w:b/>
+      <w:i w:val="0"/>
       <w:color w:val="000000"/>
       <w:spacing w:val="5"/>
       <w:kern w:val="28"/>

--- a/paper/submission/manuscript.docx
+++ b/paper/submission/manuscript.docx
@@ -1609,7 +1609,7 @@
     </w:p>
     <w:p>
       <w:r>
-        <w:t>Table 10 lists twelve deviations from the locked plan. Together they invalidated 17 runs, each of which was quarantined and collected again in its own cell, which is why the final dataset is complete and balanced at 180 runs. Nine of the twelve invalidated no data. The three that did are deviation 1 (3 runs), deviation 2 (3 runs) and deviation 4 (11 runs). We describe them in the order they occurred, because timing determines how far each could have shaped a result.</w:t>
+        <w:t>Table 10 lists thirteen deviations from the locked plan. Together they invalidated 17 runs, each of which was quarantined and collected again in its own cell, which is why the final dataset is complete and balanced at 180 runs. Ten of the thirteen invalidated no data. The three that did are deviation 1 (3 runs), deviation 2 (3 runs) and deviation 4 (11 runs). We describe them in the order they occurred, because timing determines how far each could have shaped a result.</w:t>
       </w:r>
     </w:p>
     <w:p>

--- a/paper/submission/manuscript.docx
+++ b/paper/submission/manuscript.docx
@@ -48,7 +48,7 @@
         <w:t>Results.</w:t>
       </w:r>
       <w:r>
-        <w:t xml:space="preserve"> On Social Network under kill faults, caller count and the number of degraded callers correlated at ρ = 0.785. After correction, none of the 44 confirmatory tests was significant (adjusted p = 0.3451), and the latency replication reached the same verdict. Much of the correlation is definitional, since ten of the eleven services degraded every caller they had. The fan-out metric's correlation was negative in all four architecture-by-fault cells and distinguishable from zero in none. Degradation reached callers and almost never callees: no descendant of the faulted service degraded in 179 of 180 runs. The service the fan-out metric ranked most critical had exactly one degraded caller in each of its ten runs. Hotel Reservation was saturated, and its ties kept the best attainable p-value at 0.0952, above the usual threshold.</w:t>
+        <w:t xml:space="preserve"> On Social Network under kill faults, caller count and the number of degraded callers correlated at ρ = 0.785. After correction, none of the 44 confirmatory tests was significant (adjusted p = 0.3451), and the latency replication reached the same verdict. Much of the correlation is definitional, since ten of the eleven services degraded every caller they had. The fan-out metric's correlation was negative in all four architecture-by-fault cells and distinguishable from zero in none. Degradation reached callers and almost never callees: no descendant of the faulted service degraded in 179 of 180 runs. The service the fan-out metric ranked most critical had exactly one degraded caller in each of its ten runs. Hotel Reservation was saturated, and its ties kept the best p-value attainable by an outcome without ties at 0.0952, above the usual threshold.</w:t>
       </w:r>
     </w:p>
     <w:p>
@@ -87,7 +87,7 @@
     </w:p>
     <w:p>
       <w:r>
-        <w:t>We tested the caller-based prediction, and the fan-out metric alongside it, in a preregistered fault-injection campaign (Nosek et al., 2018) on two applications from the DeathStarBench suite (Gan et al., 2019). We formulated the caller-based hypothesis after a pilot study (preregistration, §1.3) and locked it, together with every analysis choice, before any campaign data existed, keeping the fan-out metric as a comparator. The campaign completed all 180 planned runs. Every analysable service received both fault types, a process kill and an injected network delay, with 5 repetitions per cell. We rebuilt each dependency graph from traces, attributed latency to the spans each service emits itself, and classified every degraded service by its position relative to the faulted one, so that degradation of callers and of callees could be counted apart.</w:t>
+        <w:t>We tested the caller-based prediction, and the fan-out metric alongside it, in a preregistered fault-injection campaign (Nosek et al., 2018) on two applications from the DeathStarBench suite (Gan et al., 2019a). We formulated the caller-based hypothesis after a pilot study (preregistration, §1.3) and locked it, together with every analysis choice, before any campaign data existed, keeping the fan-out metric as a comparator. The campaign completed all 180 planned runs. Every analysable service received both fault types, a process kill and an injected network delay, with 5 repetitions per cell. We rebuilt each dependency graph from traces, attributed latency to the spans each service emits itself, and classified every degraded service by its position relative to the faulted one, so that degradation of callers and of callees could be counted apart.</w:t>
       </w:r>
     </w:p>
     <w:p>
@@ -221,7 +221,7 @@
     </w:p>
     <w:p>
       <w:r>
-        <w:t xml:space="preserve">All experiments used two applications from DeathStarBench, Social Network and Hotel Reservation (Gan et al., 2019), built from one pinned upstream commit, </w:t>
+        <w:t xml:space="preserve">All experiments used two applications from DeathStarBench, Social Network and Hotel Reservation (Gan et al., 2019a), built from one pinned upstream commit, </w:t>
       </w:r>
       <w:r>
         <w:rPr>
@@ -1132,7 +1132,7 @@
         <w:t>ancestor_count</w:t>
       </w:r>
       <w:r>
-        <w:t xml:space="preserve"> takes only 4 distinct values across the 11 Social Network services and 2 across the 7 Hotel Reservation services, and the ties cap the attainable correlation at 0.941 and 0.791 respectively. For Hotel Reservation the effect is severe. Under the exact permutation test the plan mandates, the best attainable p-value is 0.0952, above the conventional threshold before any correction. The preregistration quoted p = 0.034 for this ceiling, which is the asymptotic value (Deviation 7); the exact value the plan requires is 0.0952. Hotel Reservation could not have reached nominal significance for this predictor whatever outcome we observed. That follows from its tie structure and sample size, not from anything we measured.</w:t>
+        <w:t xml:space="preserve"> takes only 4 distinct values across the 11 Social Network services and 2 across the 7 Hotel Reservation services, and the ties cap the attainable correlation at 0.941 and 0.791 respectively, for an outcome without ties. For Hotel Reservation the effect is severe. Under the exact permutation test the plan mandates, the best p-value an outcome without ties can reach is 0.0952, above the conventional threshold before any correction. The preregistration quoted p = 0.034 for this ceiling, which is the asymptotic value (Deviation 7); the exact value the plan requires is 0.0952. Only an outcome that repeats the predictor's own ties can do better, reaching ρ = 1.000 with p = 0.0476, and saturation produced exactly that outcome. Hotel Reservation could pass the nominal threshold before correction only by restating its predictor. That follows from its tie structure and sample size, not from anything we measured.</w:t>
       </w:r>
     </w:p>
     <w:p>
@@ -1357,7 +1357,7 @@
     </w:p>
     <w:p>
       <w:r>
-        <w:t>For Hotel Reservation the problem goes beyond low power. Under the exact permutation test the plan mandates, a perfect result with the observed ties, ρ = 1.0, yields p = 0.0952. That is above the conventional 0.05 threshold before any correction for multiplicity. No outcome we could have measured on this application would have reached nominal significance for this predictor.</w:t>
+        <w:t>For Hotel Reservation the problem goes beyond low power. Under the exact permutation test the plan mandates, the best outcome without ties, ρ = 0.791, yields p = 0.0952. That is above the conventional 0.05 threshold before any correction for multiplicity. Only an outcome that repeats the predictor's own ties can do better, reaching ρ = 1.000 with p = 0.0476, and that is the saturated outcome we observed. On this application, nominal significance for this predictor was reachable only by restating it.</w:t>
       </w:r>
     </w:p>
     <w:p>
@@ -1591,7 +1591,7 @@
     </w:p>
     <w:p>
       <w:r>
-        <w:t>We withdrew those results in full. The affected scripts and outputs were moved, not deleted, into a quarantine directory that now holds 13 numbered items, each with a note of what was removed and why. We then rebuilt the pipeline from measurement through to analysis, and everything reported here comes from a new campaign. Two rules follow from that history. Each reported number comes from a script that reads logged data, and any value we cannot trace to a script and an input file is marked as missing. The analysis was also locked before the campaign, and every later change is logged with its date and with whether campaign data had been analysed by then.</w:t>
+        <w:t>We withdrew those results in full. The affected scripts and outputs were moved, not deleted, into a quarantine directory that now holds 14 numbered items, each with a note of what was removed and why. We then rebuilt the pipeline from measurement through to analysis, and everything reported here comes from a new campaign. Two rules follow from that history. Each reported number comes from a script that reads logged data, and any value we cannot trace to a script and an input file is marked as missing. The analysis was also locked before the campaign, and every later change is logged with its date and with whether campaign data had been analysed by then.</w:t>
       </w:r>
     </w:p>
     <w:p>
